--- a/Projekt/app/docs/Zal_4.docx
+++ b/Projekt/app/docs/Zal_4.docx
@@ -1,6 +1,6 @@
 
 <file path=word/document.xml><?xml version="1.0" encoding="utf-8"?>
-<w:document xmlns:wpc="http://schemas.microsoft.com/office/word/2010/wordprocessingCanvas" xmlns:cx="http://schemas.microsoft.com/office/drawing/2014/chartex" xmlns:cx1="http://schemas.microsoft.com/office/drawing/2015/9/8/chartex" xmlns:cx2="http://schemas.microsoft.com/office/drawing/2015/10/21/chartex" xmlns:cx3="http://schemas.microsoft.com/office/drawing/2016/5/9/chartex" xmlns:cx4="http://schemas.microsoft.com/office/drawing/2016/5/10/chartex" xmlns:cx5="http://schemas.microsoft.com/office/drawing/2016/5/11/chartex" xmlns:cx6="http://schemas.microsoft.com/office/drawing/2016/5/12/chartex" xmlns:cx7="http://schemas.microsoft.com/office/drawing/2016/5/13/chartex" xmlns:cx8="http://schemas.microsoft.com/office/drawing/2016/5/14/chartex" xmlns:mc="http://schemas.openxmlformats.org/markup-compatibility/2006" xmlns:aink="http://schemas.microsoft.com/office/drawing/2016/ink" xmlns:am3d="http://schemas.microsoft.com/office/drawing/2017/model3d" xmlns:o="urn:schemas-microsoft-com:office:office" xmlns:oel="http://schemas.microsoft.com/office/2019/extlst" xmlns:r="http://schemas.openxmlformats.org/officeDocument/2006/relationships" xmlns:m="http://schemas.openxmlformats.org/officeDocument/2006/math" xmlns:v="urn:schemas-microsoft-com:vml" xmlns:wp14="http://schemas.microsoft.com/office/word/2010/wordprocessingDrawing" xmlns:wp="http://schemas.openxmlformats.org/drawingml/2006/wordprocessingDrawing" xmlns:w10="urn:schemas-microsoft-com:office:word" xmlns:w="http://schemas.openxmlformats.org/wordprocessingml/2006/main" xmlns:w14="http://schemas.microsoft.com/office/word/2010/wordml" xmlns:w15="http://schemas.microsoft.com/office/word/2012/wordml" xmlns:w16cex="http://schemas.microsoft.com/office/word/2018/wordml/cex" xmlns:w16cid="http://schemas.microsoft.com/office/word/2016/wordml/cid" xmlns:w16="http://schemas.microsoft.com/office/word/2018/wordml" xmlns:w16du="http://schemas.microsoft.com/office/word/2023/wordml/word16du" xmlns:w16sdtdh="http://schemas.microsoft.com/office/word/2020/wordml/sdtdatahash" xmlns:w16se="http://schemas.microsoft.com/office/word/2015/wordml/symex" xmlns:wpg="http://schemas.microsoft.com/office/word/2010/wordprocessingGroup" xmlns:wpi="http://schemas.microsoft.com/office/word/2010/wordprocessingInk" xmlns:wne="http://schemas.microsoft.com/office/word/2006/wordml" xmlns:wps="http://schemas.microsoft.com/office/word/2010/wordprocessingShape" mc:Ignorable="w14 w15 w16se w16cid w16 w16cex w16sdtdh w16du wp14">
+<w:document xmlns:wpc="http://schemas.microsoft.com/office/word/2010/wordprocessingCanvas" xmlns:cx="http://schemas.microsoft.com/office/drawing/2014/chartex" xmlns:cx1="http://schemas.microsoft.com/office/drawing/2015/9/8/chartex" xmlns:cx2="http://schemas.microsoft.com/office/drawing/2015/10/21/chartex" xmlns:cx3="http://schemas.microsoft.com/office/drawing/2016/5/9/chartex" xmlns:cx4="http://schemas.microsoft.com/office/drawing/2016/5/10/chartex" xmlns:cx5="http://schemas.microsoft.com/office/drawing/2016/5/11/chartex" xmlns:cx6="http://schemas.microsoft.com/office/drawing/2016/5/12/chartex" xmlns:cx7="http://schemas.microsoft.com/office/drawing/2016/5/13/chartex" xmlns:cx8="http://schemas.microsoft.com/office/drawing/2016/5/14/chartex" xmlns:mc="http://schemas.openxmlformats.org/markup-compatibility/2006" xmlns:aink="http://schemas.microsoft.com/office/drawing/2016/ink" xmlns:am3d="http://schemas.microsoft.com/office/drawing/2017/model3d" xmlns:o="urn:schemas-microsoft-com:office:office" xmlns:oel="http://schemas.microsoft.com/office/2019/extlst" xmlns:r="http://schemas.openxmlformats.org/officeDocument/2006/relationships" xmlns:m="http://schemas.openxmlformats.org/officeDocument/2006/math" xmlns:v="urn:schemas-microsoft-com:vml" xmlns:wp14="http://schemas.microsoft.com/office/word/2010/wordprocessingDrawing" xmlns:wp="http://schemas.openxmlformats.org/drawingml/2006/wordprocessingDrawing" xmlns:w10="urn:schemas-microsoft-com:office:word" xmlns:w="http://schemas.openxmlformats.org/wordprocessingml/2006/main" xmlns:w14="http://schemas.microsoft.com/office/word/2010/wordml" xmlns:w15="http://schemas.microsoft.com/office/word/2012/wordml" xmlns:w16cex="http://schemas.microsoft.com/office/word/2018/wordml/cex" xmlns:w16cid="http://schemas.microsoft.com/office/word/2016/wordml/cid" xmlns:w16="http://schemas.microsoft.com/office/word/2018/wordml" xmlns:w16du="http://schemas.microsoft.com/office/word/2023/wordml/word16du" xmlns:w16sdtdh="http://schemas.microsoft.com/office/word/2020/wordml/sdtdatahash" xmlns:w16sdtfl="http://schemas.microsoft.com/office/word/2024/wordml/sdtformatlock" xmlns:w16se="http://schemas.microsoft.com/office/word/2015/wordml/symex" xmlns:wpg="http://schemas.microsoft.com/office/word/2010/wordprocessingGroup" xmlns:wpi="http://schemas.microsoft.com/office/word/2010/wordprocessingInk" xmlns:wne="http://schemas.microsoft.com/office/word/2006/wordml" xmlns:wps="http://schemas.microsoft.com/office/word/2010/wordprocessingShape" mc:Ignorable="w14 w15 w16se w16cid w16 w16cex w16sdtdh w16sdtfl w16du wp14">
   <w:body>
     <w:p>
       <w:pPr>
@@ -96,21 +96,30 @@
           <w:rFonts w:ascii="Cambria" w:hAnsi="Cambria" w:cs="Calibri"/>
           <w:sz w:val="22"/>
         </w:rPr>
-        <w:t>Student / ka: .........................................................</w:t>
+        <w:t xml:space="preserve">Student / ka: </w:t>
       </w:r>
       <w:r>
         <w:rPr>
           <w:rFonts w:ascii="Cambria" w:hAnsi="Cambria" w:cs="Calibri"/>
           <w:sz w:val="22"/>
         </w:rPr>
-        <w:t>............................................................</w:t>
+        <w:t xml:space="preserve">{{ </w:t>
       </w:r>
+      <w:proofErr w:type="spellStart"/>
       <w:r>
         <w:rPr>
           <w:rFonts w:ascii="Cambria" w:hAnsi="Cambria" w:cs="Calibri"/>
           <w:sz w:val="22"/>
         </w:rPr>
-        <w:t>..............................................</w:t>
+        <w:t>imie_nazwisko_studenta</w:t>
+      </w:r>
+      <w:proofErr w:type="spellEnd"/>
+      <w:r>
+        <w:rPr>
+          <w:rFonts w:ascii="Cambria" w:hAnsi="Cambria" w:cs="Calibri"/>
+          <w:sz w:val="22"/>
+        </w:rPr>
+        <w:t xml:space="preserve"> }}</w:t>
       </w:r>
     </w:p>
     <w:p>
@@ -129,7 +138,30 @@
           <w:rFonts w:ascii="Cambria" w:hAnsi="Cambria" w:cs="Calibri"/>
           <w:sz w:val="22"/>
         </w:rPr>
-        <w:t>Nr albumu .....................................</w:t>
+        <w:t xml:space="preserve">Nr albumu </w:t>
+      </w:r>
+      <w:r>
+        <w:rPr>
+          <w:rFonts w:ascii="Cambria" w:hAnsi="Cambria" w:cs="Calibri"/>
+          <w:sz w:val="22"/>
+        </w:rPr>
+        <w:t xml:space="preserve">{{ </w:t>
+      </w:r>
+      <w:proofErr w:type="spellStart"/>
+      <w:r>
+        <w:rPr>
+          <w:rFonts w:ascii="Cambria" w:hAnsi="Cambria" w:cs="Calibri"/>
+          <w:sz w:val="22"/>
+        </w:rPr>
+        <w:t>nr_indeksu</w:t>
+      </w:r>
+      <w:proofErr w:type="spellEnd"/>
+      <w:r>
+        <w:rPr>
+          <w:rFonts w:ascii="Cambria" w:hAnsi="Cambria" w:cs="Calibri"/>
+          <w:sz w:val="22"/>
+        </w:rPr>
+        <w:t xml:space="preserve"> }}</w:t>
       </w:r>
     </w:p>
     <w:p>
@@ -185,21 +217,30 @@
           <w:rFonts w:ascii="Cambria" w:hAnsi="Cambria" w:cs="Calibri"/>
           <w:sz w:val="22"/>
         </w:rPr>
-        <w:t>: .............................</w:t>
+        <w:t xml:space="preserve">: </w:t>
       </w:r>
       <w:r>
         <w:rPr>
           <w:rFonts w:ascii="Cambria" w:hAnsi="Cambria" w:cs="Calibri"/>
           <w:sz w:val="22"/>
         </w:rPr>
-        <w:t>..............................................................................</w:t>
+        <w:t xml:space="preserve">{{ </w:t>
       </w:r>
+      <w:proofErr w:type="spellStart"/>
       <w:r>
         <w:rPr>
           <w:rFonts w:ascii="Cambria" w:hAnsi="Cambria" w:cs="Calibri"/>
           <w:sz w:val="22"/>
         </w:rPr>
-        <w:t>.........................................................</w:t>
+        <w:t>specjalnosc</w:t>
+      </w:r>
+      <w:proofErr w:type="spellEnd"/>
+      <w:r>
+        <w:rPr>
+          <w:rFonts w:ascii="Cambria" w:hAnsi="Cambria" w:cs="Calibri"/>
+          <w:sz w:val="22"/>
+        </w:rPr>
+        <w:t xml:space="preserve"> }}</w:t>
       </w:r>
     </w:p>
     <w:p>
@@ -231,7 +272,37 @@
           <w:rFonts w:ascii="Cambria" w:hAnsi="Cambria" w:cs="Calibri"/>
           <w:sz w:val="22"/>
         </w:rPr>
-        <w:t xml:space="preserve"> zrealizowanego w wymiarze ………… g</w:t>
+        <w:t xml:space="preserve"> zrealizowanego w wymiarze </w:t>
+      </w:r>
+      <w:r>
+        <w:rPr>
+          <w:rFonts w:ascii="Cambria" w:hAnsi="Cambria" w:cs="Calibri"/>
+          <w:sz w:val="22"/>
+        </w:rPr>
+        <w:t xml:space="preserve">{{ </w:t>
+      </w:r>
+      <w:proofErr w:type="spellStart"/>
+      <w:r>
+        <w:rPr>
+          <w:rFonts w:ascii="Cambria" w:hAnsi="Cambria" w:cs="Calibri"/>
+          <w:sz w:val="22"/>
+        </w:rPr>
+        <w:t>ilosc_godzin_praktyk</w:t>
+      </w:r>
+      <w:proofErr w:type="spellEnd"/>
+      <w:r>
+        <w:rPr>
+          <w:rFonts w:ascii="Cambria" w:hAnsi="Cambria" w:cs="Calibri"/>
+          <w:sz w:val="22"/>
+        </w:rPr>
+        <w:t xml:space="preserve"> }}</w:t>
+      </w:r>
+      <w:r>
+        <w:rPr>
+          <w:rFonts w:ascii="Cambria" w:hAnsi="Cambria" w:cs="Calibri"/>
+          <w:sz w:val="22"/>
+        </w:rPr>
+        <w:t xml:space="preserve"> g</w:t>
       </w:r>
       <w:r>
         <w:rPr>
@@ -476,26 +547,25 @@
                 <w:sz w:val="20"/>
                 <w:szCs w:val="22"/>
               </w:rPr>
-              <w:t>uzyskał/a *</w:t>
-            </w:r>
-          </w:p>
-          <w:p>
-            <w:pPr>
-              <w:spacing w:before="120" w:after="120"/>
-              <w:jc w:val="center"/>
-              <w:rPr>
-                <w:rFonts w:ascii="Cambria" w:hAnsi="Cambria" w:cs="Calibri"/>
-                <w:sz w:val="20"/>
-                <w:szCs w:val="22"/>
-              </w:rPr>
-            </w:pPr>
-            <w:r>
-              <w:rPr>
-                <w:rFonts w:ascii="Cambria" w:hAnsi="Cambria" w:cs="Calibri"/>
-                <w:sz w:val="20"/>
-                <w:szCs w:val="22"/>
-              </w:rPr>
-              <w:t>nie uzyskał/a*</w:t>
+              <w:t xml:space="preserve">{{ </w:t>
+            </w:r>
+            <w:proofErr w:type="spellStart"/>
+            <w:r>
+              <w:rPr>
+                <w:rFonts w:ascii="Cambria" w:hAnsi="Cambria" w:cs="Calibri"/>
+                <w:sz w:val="20"/>
+                <w:szCs w:val="22"/>
+              </w:rPr>
+              <w:t>czy_efekt_uzyskany</w:t>
+            </w:r>
+            <w:proofErr w:type="spellEnd"/>
+            <w:r>
+              <w:rPr>
+                <w:rFonts w:ascii="Cambria" w:hAnsi="Cambria" w:cs="Calibri"/>
+                <w:sz w:val="20"/>
+                <w:szCs w:val="22"/>
+              </w:rPr>
+              <w:t>[0] }}</w:t>
             </w:r>
           </w:p>
         </w:tc>
@@ -592,26 +662,41 @@
                 <w:sz w:val="20"/>
                 <w:szCs w:val="22"/>
               </w:rPr>
-              <w:t>uzyskał/a *</w:t>
-            </w:r>
-          </w:p>
-          <w:p>
-            <w:pPr>
-              <w:spacing w:before="120" w:after="120"/>
-              <w:jc w:val="center"/>
-              <w:rPr>
-                <w:rFonts w:ascii="Cambria" w:hAnsi="Cambria" w:cs="Calibri"/>
-                <w:sz w:val="20"/>
-                <w:szCs w:val="22"/>
-              </w:rPr>
-            </w:pPr>
-            <w:r>
-              <w:rPr>
-                <w:rFonts w:ascii="Cambria" w:hAnsi="Cambria" w:cs="Calibri"/>
-                <w:sz w:val="20"/>
-                <w:szCs w:val="22"/>
-              </w:rPr>
-              <w:t>nie uzyskał/a*</w:t>
+              <w:t xml:space="preserve">{{ </w:t>
+            </w:r>
+            <w:proofErr w:type="spellStart"/>
+            <w:r>
+              <w:rPr>
+                <w:rFonts w:ascii="Cambria" w:hAnsi="Cambria" w:cs="Calibri"/>
+                <w:sz w:val="20"/>
+                <w:szCs w:val="22"/>
+              </w:rPr>
+              <w:t>czy_efekt_uzyskany</w:t>
+            </w:r>
+            <w:proofErr w:type="spellEnd"/>
+            <w:r>
+              <w:rPr>
+                <w:rFonts w:ascii="Cambria" w:hAnsi="Cambria" w:cs="Calibri"/>
+                <w:sz w:val="20"/>
+                <w:szCs w:val="22"/>
+              </w:rPr>
+              <w:t>[</w:t>
+            </w:r>
+            <w:r>
+              <w:rPr>
+                <w:rFonts w:ascii="Cambria" w:hAnsi="Cambria" w:cs="Calibri"/>
+                <w:sz w:val="20"/>
+                <w:szCs w:val="22"/>
+              </w:rPr>
+              <w:t>1</w:t>
+            </w:r>
+            <w:r>
+              <w:rPr>
+                <w:rFonts w:ascii="Cambria" w:hAnsi="Cambria" w:cs="Calibri"/>
+                <w:sz w:val="20"/>
+                <w:szCs w:val="22"/>
+              </w:rPr>
+              <w:t>] }}</w:t>
             </w:r>
           </w:p>
         </w:tc>
@@ -708,26 +793,41 @@
                 <w:sz w:val="20"/>
                 <w:szCs w:val="22"/>
               </w:rPr>
-              <w:t>uzyskał/a *</w:t>
-            </w:r>
-          </w:p>
-          <w:p>
-            <w:pPr>
-              <w:spacing w:before="120" w:after="120"/>
-              <w:jc w:val="center"/>
-              <w:rPr>
-                <w:rFonts w:ascii="Cambria" w:hAnsi="Cambria" w:cs="Calibri"/>
-                <w:sz w:val="20"/>
-                <w:szCs w:val="22"/>
-              </w:rPr>
-            </w:pPr>
-            <w:r>
-              <w:rPr>
-                <w:rFonts w:ascii="Cambria" w:hAnsi="Cambria" w:cs="Calibri"/>
-                <w:sz w:val="20"/>
-                <w:szCs w:val="22"/>
-              </w:rPr>
-              <w:t>nie uzyskał/a*</w:t>
+              <w:t xml:space="preserve">{{ </w:t>
+            </w:r>
+            <w:proofErr w:type="spellStart"/>
+            <w:r>
+              <w:rPr>
+                <w:rFonts w:ascii="Cambria" w:hAnsi="Cambria" w:cs="Calibri"/>
+                <w:sz w:val="20"/>
+                <w:szCs w:val="22"/>
+              </w:rPr>
+              <w:t>czy_efekt_uzyskany</w:t>
+            </w:r>
+            <w:proofErr w:type="spellEnd"/>
+            <w:r>
+              <w:rPr>
+                <w:rFonts w:ascii="Cambria" w:hAnsi="Cambria" w:cs="Calibri"/>
+                <w:sz w:val="20"/>
+                <w:szCs w:val="22"/>
+              </w:rPr>
+              <w:t>[</w:t>
+            </w:r>
+            <w:r>
+              <w:rPr>
+                <w:rFonts w:ascii="Cambria" w:hAnsi="Cambria" w:cs="Calibri"/>
+                <w:sz w:val="20"/>
+                <w:szCs w:val="22"/>
+              </w:rPr>
+              <w:t>2</w:t>
+            </w:r>
+            <w:r>
+              <w:rPr>
+                <w:rFonts w:ascii="Cambria" w:hAnsi="Cambria" w:cs="Calibri"/>
+                <w:sz w:val="20"/>
+                <w:szCs w:val="22"/>
+              </w:rPr>
+              <w:t>] }}</w:t>
             </w:r>
           </w:p>
         </w:tc>
@@ -824,26 +924,41 @@
                 <w:sz w:val="20"/>
                 <w:szCs w:val="22"/>
               </w:rPr>
-              <w:t>uzyskał/a *</w:t>
-            </w:r>
-          </w:p>
-          <w:p>
-            <w:pPr>
-              <w:spacing w:before="120" w:after="120"/>
-              <w:jc w:val="center"/>
-              <w:rPr>
-                <w:rFonts w:ascii="Cambria" w:hAnsi="Cambria" w:cs="Calibri"/>
-                <w:sz w:val="20"/>
-                <w:szCs w:val="22"/>
-              </w:rPr>
-            </w:pPr>
-            <w:r>
-              <w:rPr>
-                <w:rFonts w:ascii="Cambria" w:hAnsi="Cambria" w:cs="Calibri"/>
-                <w:sz w:val="20"/>
-                <w:szCs w:val="22"/>
-              </w:rPr>
-              <w:t>nie uzyskał/a*</w:t>
+              <w:t xml:space="preserve">{{ </w:t>
+            </w:r>
+            <w:proofErr w:type="spellStart"/>
+            <w:r>
+              <w:rPr>
+                <w:rFonts w:ascii="Cambria" w:hAnsi="Cambria" w:cs="Calibri"/>
+                <w:sz w:val="20"/>
+                <w:szCs w:val="22"/>
+              </w:rPr>
+              <w:t>czy_efekt_uzyskany</w:t>
+            </w:r>
+            <w:proofErr w:type="spellEnd"/>
+            <w:r>
+              <w:rPr>
+                <w:rFonts w:ascii="Cambria" w:hAnsi="Cambria" w:cs="Calibri"/>
+                <w:sz w:val="20"/>
+                <w:szCs w:val="22"/>
+              </w:rPr>
+              <w:t>[</w:t>
+            </w:r>
+            <w:r>
+              <w:rPr>
+                <w:rFonts w:ascii="Cambria" w:hAnsi="Cambria" w:cs="Calibri"/>
+                <w:sz w:val="20"/>
+                <w:szCs w:val="22"/>
+              </w:rPr>
+              <w:t>3</w:t>
+            </w:r>
+            <w:r>
+              <w:rPr>
+                <w:rFonts w:ascii="Cambria" w:hAnsi="Cambria" w:cs="Calibri"/>
+                <w:sz w:val="20"/>
+                <w:szCs w:val="22"/>
+              </w:rPr>
+              <w:t>] }}</w:t>
             </w:r>
           </w:p>
         </w:tc>
@@ -940,26 +1055,41 @@
                 <w:sz w:val="20"/>
                 <w:szCs w:val="22"/>
               </w:rPr>
-              <w:t>uzyskał/a *</w:t>
-            </w:r>
-          </w:p>
-          <w:p>
-            <w:pPr>
-              <w:spacing w:before="120" w:after="120"/>
-              <w:jc w:val="center"/>
-              <w:rPr>
-                <w:rFonts w:ascii="Cambria" w:hAnsi="Cambria" w:cs="Calibri"/>
-                <w:sz w:val="20"/>
-                <w:szCs w:val="22"/>
-              </w:rPr>
-            </w:pPr>
-            <w:r>
-              <w:rPr>
-                <w:rFonts w:ascii="Cambria" w:hAnsi="Cambria" w:cs="Calibri"/>
-                <w:sz w:val="20"/>
-                <w:szCs w:val="22"/>
-              </w:rPr>
-              <w:t>nie uzyskał/a*</w:t>
+              <w:t xml:space="preserve">{{ </w:t>
+            </w:r>
+            <w:proofErr w:type="spellStart"/>
+            <w:r>
+              <w:rPr>
+                <w:rFonts w:ascii="Cambria" w:hAnsi="Cambria" w:cs="Calibri"/>
+                <w:sz w:val="20"/>
+                <w:szCs w:val="22"/>
+              </w:rPr>
+              <w:t>czy_efekt_uzyskany</w:t>
+            </w:r>
+            <w:proofErr w:type="spellEnd"/>
+            <w:r>
+              <w:rPr>
+                <w:rFonts w:ascii="Cambria" w:hAnsi="Cambria" w:cs="Calibri"/>
+                <w:sz w:val="20"/>
+                <w:szCs w:val="22"/>
+              </w:rPr>
+              <w:t>[</w:t>
+            </w:r>
+            <w:r>
+              <w:rPr>
+                <w:rFonts w:ascii="Cambria" w:hAnsi="Cambria" w:cs="Calibri"/>
+                <w:sz w:val="20"/>
+                <w:szCs w:val="22"/>
+              </w:rPr>
+              <w:t>4</w:t>
+            </w:r>
+            <w:r>
+              <w:rPr>
+                <w:rFonts w:ascii="Cambria" w:hAnsi="Cambria" w:cs="Calibri"/>
+                <w:sz w:val="20"/>
+                <w:szCs w:val="22"/>
+              </w:rPr>
+              <w:t>] }}</w:t>
             </w:r>
           </w:p>
         </w:tc>
@@ -1077,26 +1207,41 @@
                 <w:sz w:val="20"/>
                 <w:szCs w:val="22"/>
               </w:rPr>
-              <w:t>uzyskał/a *</w:t>
-            </w:r>
-          </w:p>
-          <w:p>
-            <w:pPr>
-              <w:spacing w:before="120" w:after="120"/>
-              <w:jc w:val="center"/>
-              <w:rPr>
-                <w:rFonts w:ascii="Cambria" w:hAnsi="Cambria" w:cs="Calibri"/>
-                <w:sz w:val="20"/>
-                <w:szCs w:val="22"/>
-              </w:rPr>
-            </w:pPr>
-            <w:r>
-              <w:rPr>
-                <w:rFonts w:ascii="Cambria" w:hAnsi="Cambria" w:cs="Calibri"/>
-                <w:sz w:val="20"/>
-                <w:szCs w:val="22"/>
-              </w:rPr>
-              <w:t>nie uzyskał/a*</w:t>
+              <w:t xml:space="preserve">{{ </w:t>
+            </w:r>
+            <w:proofErr w:type="spellStart"/>
+            <w:r>
+              <w:rPr>
+                <w:rFonts w:ascii="Cambria" w:hAnsi="Cambria" w:cs="Calibri"/>
+                <w:sz w:val="20"/>
+                <w:szCs w:val="22"/>
+              </w:rPr>
+              <w:t>czy_efekt_uzyskany</w:t>
+            </w:r>
+            <w:proofErr w:type="spellEnd"/>
+            <w:r>
+              <w:rPr>
+                <w:rFonts w:ascii="Cambria" w:hAnsi="Cambria" w:cs="Calibri"/>
+                <w:sz w:val="20"/>
+                <w:szCs w:val="22"/>
+              </w:rPr>
+              <w:t>[</w:t>
+            </w:r>
+            <w:r>
+              <w:rPr>
+                <w:rFonts w:ascii="Cambria" w:hAnsi="Cambria" w:cs="Calibri"/>
+                <w:sz w:val="20"/>
+                <w:szCs w:val="22"/>
+              </w:rPr>
+              <w:t>5</w:t>
+            </w:r>
+            <w:r>
+              <w:rPr>
+                <w:rFonts w:ascii="Cambria" w:hAnsi="Cambria" w:cs="Calibri"/>
+                <w:sz w:val="20"/>
+                <w:szCs w:val="22"/>
+              </w:rPr>
+              <w:t>] }}</w:t>
             </w:r>
           </w:p>
         </w:tc>
@@ -1193,26 +1338,41 @@
                 <w:sz w:val="20"/>
                 <w:szCs w:val="22"/>
               </w:rPr>
-              <w:t>uzyskał/a *</w:t>
-            </w:r>
-          </w:p>
-          <w:p>
-            <w:pPr>
-              <w:spacing w:before="120" w:after="120"/>
-              <w:jc w:val="center"/>
-              <w:rPr>
-                <w:rFonts w:ascii="Cambria" w:hAnsi="Cambria" w:cs="Calibri"/>
-                <w:sz w:val="20"/>
-                <w:szCs w:val="22"/>
-              </w:rPr>
-            </w:pPr>
-            <w:r>
-              <w:rPr>
-                <w:rFonts w:ascii="Cambria" w:hAnsi="Cambria" w:cs="Calibri"/>
-                <w:sz w:val="20"/>
-                <w:szCs w:val="22"/>
-              </w:rPr>
-              <w:t>nie uzyskał/a*</w:t>
+              <w:t xml:space="preserve">{{ </w:t>
+            </w:r>
+            <w:proofErr w:type="spellStart"/>
+            <w:r>
+              <w:rPr>
+                <w:rFonts w:ascii="Cambria" w:hAnsi="Cambria" w:cs="Calibri"/>
+                <w:sz w:val="20"/>
+                <w:szCs w:val="22"/>
+              </w:rPr>
+              <w:t>czy_efekt_uzyskany</w:t>
+            </w:r>
+            <w:proofErr w:type="spellEnd"/>
+            <w:r>
+              <w:rPr>
+                <w:rFonts w:ascii="Cambria" w:hAnsi="Cambria" w:cs="Calibri"/>
+                <w:sz w:val="20"/>
+                <w:szCs w:val="22"/>
+              </w:rPr>
+              <w:t>[</w:t>
+            </w:r>
+            <w:r>
+              <w:rPr>
+                <w:rFonts w:ascii="Cambria" w:hAnsi="Cambria" w:cs="Calibri"/>
+                <w:sz w:val="20"/>
+                <w:szCs w:val="22"/>
+              </w:rPr>
+              <w:t>6</w:t>
+            </w:r>
+            <w:r>
+              <w:rPr>
+                <w:rFonts w:ascii="Cambria" w:hAnsi="Cambria" w:cs="Calibri"/>
+                <w:sz w:val="20"/>
+                <w:szCs w:val="22"/>
+              </w:rPr>
+              <w:t>] }}</w:t>
             </w:r>
           </w:p>
         </w:tc>
@@ -1321,26 +1481,41 @@
                 <w:sz w:val="20"/>
                 <w:szCs w:val="22"/>
               </w:rPr>
-              <w:t>uzyskał/a *</w:t>
-            </w:r>
-          </w:p>
-          <w:p>
-            <w:pPr>
-              <w:spacing w:before="120" w:after="120"/>
-              <w:jc w:val="center"/>
-              <w:rPr>
-                <w:rFonts w:ascii="Cambria" w:hAnsi="Cambria" w:cs="Calibri"/>
-                <w:sz w:val="20"/>
-                <w:szCs w:val="22"/>
-              </w:rPr>
-            </w:pPr>
-            <w:r>
-              <w:rPr>
-                <w:rFonts w:ascii="Cambria" w:hAnsi="Cambria" w:cs="Calibri"/>
-                <w:sz w:val="20"/>
-                <w:szCs w:val="22"/>
-              </w:rPr>
-              <w:t>nie uzyskał/a*</w:t>
+              <w:t xml:space="preserve">{{ </w:t>
+            </w:r>
+            <w:proofErr w:type="spellStart"/>
+            <w:r>
+              <w:rPr>
+                <w:rFonts w:ascii="Cambria" w:hAnsi="Cambria" w:cs="Calibri"/>
+                <w:sz w:val="20"/>
+                <w:szCs w:val="22"/>
+              </w:rPr>
+              <w:t>czy_efekt_uzyskany</w:t>
+            </w:r>
+            <w:proofErr w:type="spellEnd"/>
+            <w:r>
+              <w:rPr>
+                <w:rFonts w:ascii="Cambria" w:hAnsi="Cambria" w:cs="Calibri"/>
+                <w:sz w:val="20"/>
+                <w:szCs w:val="22"/>
+              </w:rPr>
+              <w:t>[</w:t>
+            </w:r>
+            <w:r>
+              <w:rPr>
+                <w:rFonts w:ascii="Cambria" w:hAnsi="Cambria" w:cs="Calibri"/>
+                <w:sz w:val="20"/>
+                <w:szCs w:val="22"/>
+              </w:rPr>
+              <w:t>7</w:t>
+            </w:r>
+            <w:r>
+              <w:rPr>
+                <w:rFonts w:ascii="Cambria" w:hAnsi="Cambria" w:cs="Calibri"/>
+                <w:sz w:val="20"/>
+                <w:szCs w:val="22"/>
+              </w:rPr>
+              <w:t>] }}</w:t>
             </w:r>
           </w:p>
         </w:tc>
@@ -1483,26 +1658,41 @@
                 <w:sz w:val="20"/>
                 <w:szCs w:val="22"/>
               </w:rPr>
-              <w:t>uzyskał/a *</w:t>
-            </w:r>
-          </w:p>
-          <w:p>
-            <w:pPr>
-              <w:spacing w:before="120" w:after="120"/>
-              <w:jc w:val="center"/>
-              <w:rPr>
-                <w:rFonts w:ascii="Cambria" w:hAnsi="Cambria" w:cs="Calibri"/>
-                <w:sz w:val="20"/>
-                <w:szCs w:val="22"/>
-              </w:rPr>
-            </w:pPr>
-            <w:r>
-              <w:rPr>
-                <w:rFonts w:ascii="Cambria" w:hAnsi="Cambria" w:cs="Calibri"/>
-                <w:sz w:val="20"/>
-                <w:szCs w:val="22"/>
-              </w:rPr>
-              <w:t>nie uzyskał/a*</w:t>
+              <w:t xml:space="preserve">{{ </w:t>
+            </w:r>
+            <w:proofErr w:type="spellStart"/>
+            <w:r>
+              <w:rPr>
+                <w:rFonts w:ascii="Cambria" w:hAnsi="Cambria" w:cs="Calibri"/>
+                <w:sz w:val="20"/>
+                <w:szCs w:val="22"/>
+              </w:rPr>
+              <w:t>czy_efekt_uzyskany</w:t>
+            </w:r>
+            <w:proofErr w:type="spellEnd"/>
+            <w:r>
+              <w:rPr>
+                <w:rFonts w:ascii="Cambria" w:hAnsi="Cambria" w:cs="Calibri"/>
+                <w:sz w:val="20"/>
+                <w:szCs w:val="22"/>
+              </w:rPr>
+              <w:t>[</w:t>
+            </w:r>
+            <w:r>
+              <w:rPr>
+                <w:rFonts w:ascii="Cambria" w:hAnsi="Cambria" w:cs="Calibri"/>
+                <w:sz w:val="20"/>
+                <w:szCs w:val="22"/>
+              </w:rPr>
+              <w:t>8</w:t>
+            </w:r>
+            <w:r>
+              <w:rPr>
+                <w:rFonts w:ascii="Cambria" w:hAnsi="Cambria" w:cs="Calibri"/>
+                <w:sz w:val="20"/>
+                <w:szCs w:val="22"/>
+              </w:rPr>
+              <w:t>] }}</w:t>
             </w:r>
           </w:p>
         </w:tc>
@@ -1599,26 +1789,41 @@
                 <w:sz w:val="20"/>
                 <w:szCs w:val="22"/>
               </w:rPr>
-              <w:t>uzyskał/a *</w:t>
-            </w:r>
-          </w:p>
-          <w:p>
-            <w:pPr>
-              <w:spacing w:before="120" w:after="120"/>
-              <w:jc w:val="center"/>
-              <w:rPr>
-                <w:rFonts w:ascii="Cambria" w:hAnsi="Cambria" w:cs="Calibri"/>
-                <w:sz w:val="20"/>
-                <w:szCs w:val="22"/>
-              </w:rPr>
-            </w:pPr>
-            <w:r>
-              <w:rPr>
-                <w:rFonts w:ascii="Cambria" w:hAnsi="Cambria" w:cs="Calibri"/>
-                <w:sz w:val="20"/>
-                <w:szCs w:val="22"/>
-              </w:rPr>
-              <w:t>nie uzyskał/a*</w:t>
+              <w:t xml:space="preserve">{{ </w:t>
+            </w:r>
+            <w:proofErr w:type="spellStart"/>
+            <w:r>
+              <w:rPr>
+                <w:rFonts w:ascii="Cambria" w:hAnsi="Cambria" w:cs="Calibri"/>
+                <w:sz w:val="20"/>
+                <w:szCs w:val="22"/>
+              </w:rPr>
+              <w:t>czy_efekt_uzyskany</w:t>
+            </w:r>
+            <w:proofErr w:type="spellEnd"/>
+            <w:r>
+              <w:rPr>
+                <w:rFonts w:ascii="Cambria" w:hAnsi="Cambria" w:cs="Calibri"/>
+                <w:sz w:val="20"/>
+                <w:szCs w:val="22"/>
+              </w:rPr>
+              <w:t>[</w:t>
+            </w:r>
+            <w:r>
+              <w:rPr>
+                <w:rFonts w:ascii="Cambria" w:hAnsi="Cambria" w:cs="Calibri"/>
+                <w:sz w:val="20"/>
+                <w:szCs w:val="22"/>
+              </w:rPr>
+              <w:t>9</w:t>
+            </w:r>
+            <w:r>
+              <w:rPr>
+                <w:rFonts w:ascii="Cambria" w:hAnsi="Cambria" w:cs="Calibri"/>
+                <w:sz w:val="20"/>
+                <w:szCs w:val="22"/>
+              </w:rPr>
+              <w:t>] }}</w:t>
             </w:r>
           </w:p>
         </w:tc>
@@ -1715,26 +1920,41 @@
                 <w:sz w:val="20"/>
                 <w:szCs w:val="22"/>
               </w:rPr>
-              <w:t>uzyskał/a *</w:t>
-            </w:r>
-          </w:p>
-          <w:p>
-            <w:pPr>
-              <w:spacing w:before="120" w:after="120"/>
-              <w:jc w:val="center"/>
-              <w:rPr>
-                <w:rFonts w:ascii="Cambria" w:hAnsi="Cambria" w:cs="Calibri"/>
-                <w:sz w:val="20"/>
-                <w:szCs w:val="22"/>
-              </w:rPr>
-            </w:pPr>
-            <w:r>
-              <w:rPr>
-                <w:rFonts w:ascii="Cambria" w:hAnsi="Cambria" w:cs="Calibri"/>
-                <w:sz w:val="20"/>
-                <w:szCs w:val="22"/>
-              </w:rPr>
-              <w:t>nie uzyskał/a*</w:t>
+              <w:t xml:space="preserve">{{ </w:t>
+            </w:r>
+            <w:proofErr w:type="spellStart"/>
+            <w:r>
+              <w:rPr>
+                <w:rFonts w:ascii="Cambria" w:hAnsi="Cambria" w:cs="Calibri"/>
+                <w:sz w:val="20"/>
+                <w:szCs w:val="22"/>
+              </w:rPr>
+              <w:t>czy_efekt_uzyskany</w:t>
+            </w:r>
+            <w:proofErr w:type="spellEnd"/>
+            <w:r>
+              <w:rPr>
+                <w:rFonts w:ascii="Cambria" w:hAnsi="Cambria" w:cs="Calibri"/>
+                <w:sz w:val="20"/>
+                <w:szCs w:val="22"/>
+              </w:rPr>
+              <w:t>[</w:t>
+            </w:r>
+            <w:r>
+              <w:rPr>
+                <w:rFonts w:ascii="Cambria" w:hAnsi="Cambria" w:cs="Calibri"/>
+                <w:sz w:val="20"/>
+                <w:szCs w:val="22"/>
+              </w:rPr>
+              <w:t>1</w:t>
+            </w:r>
+            <w:r>
+              <w:rPr>
+                <w:rFonts w:ascii="Cambria" w:hAnsi="Cambria" w:cs="Calibri"/>
+                <w:sz w:val="20"/>
+                <w:szCs w:val="22"/>
+              </w:rPr>
+              <w:t>0] }}</w:t>
             </w:r>
           </w:p>
         </w:tc>
@@ -1839,26 +2059,41 @@
                 <w:sz w:val="20"/>
                 <w:szCs w:val="22"/>
               </w:rPr>
-              <w:t>uzyskał/a *</w:t>
-            </w:r>
-          </w:p>
-          <w:p>
-            <w:pPr>
-              <w:spacing w:before="120" w:after="120"/>
-              <w:jc w:val="center"/>
-              <w:rPr>
-                <w:rFonts w:ascii="Cambria" w:hAnsi="Cambria" w:cs="Calibri"/>
-                <w:sz w:val="20"/>
-                <w:szCs w:val="22"/>
-              </w:rPr>
-            </w:pPr>
-            <w:r>
-              <w:rPr>
-                <w:rFonts w:ascii="Cambria" w:hAnsi="Cambria" w:cs="Calibri"/>
-                <w:sz w:val="20"/>
-                <w:szCs w:val="22"/>
-              </w:rPr>
-              <w:t>nie uzyskał/a*</w:t>
+              <w:t xml:space="preserve">{{ </w:t>
+            </w:r>
+            <w:proofErr w:type="spellStart"/>
+            <w:r>
+              <w:rPr>
+                <w:rFonts w:ascii="Cambria" w:hAnsi="Cambria" w:cs="Calibri"/>
+                <w:sz w:val="20"/>
+                <w:szCs w:val="22"/>
+              </w:rPr>
+              <w:t>czy_efekt_uzyskany</w:t>
+            </w:r>
+            <w:proofErr w:type="spellEnd"/>
+            <w:r>
+              <w:rPr>
+                <w:rFonts w:ascii="Cambria" w:hAnsi="Cambria" w:cs="Calibri"/>
+                <w:sz w:val="20"/>
+                <w:szCs w:val="22"/>
+              </w:rPr>
+              <w:t>[</w:t>
+            </w:r>
+            <w:r>
+              <w:rPr>
+                <w:rFonts w:ascii="Cambria" w:hAnsi="Cambria" w:cs="Calibri"/>
+                <w:sz w:val="20"/>
+                <w:szCs w:val="22"/>
+              </w:rPr>
+              <w:t>11</w:t>
+            </w:r>
+            <w:r>
+              <w:rPr>
+                <w:rFonts w:ascii="Cambria" w:hAnsi="Cambria" w:cs="Calibri"/>
+                <w:sz w:val="20"/>
+                <w:szCs w:val="22"/>
+              </w:rPr>
+              <w:t>] }}</w:t>
             </w:r>
           </w:p>
         </w:tc>
@@ -1993,26 +2228,41 @@
                 <w:sz w:val="20"/>
                 <w:szCs w:val="22"/>
               </w:rPr>
-              <w:t>uzyskał/a *</w:t>
-            </w:r>
-          </w:p>
-          <w:p>
-            <w:pPr>
-              <w:spacing w:before="120" w:after="120"/>
-              <w:jc w:val="center"/>
-              <w:rPr>
-                <w:rFonts w:ascii="Cambria" w:hAnsi="Cambria" w:cs="Calibri"/>
-                <w:sz w:val="20"/>
-                <w:szCs w:val="22"/>
-              </w:rPr>
-            </w:pPr>
-            <w:r>
-              <w:rPr>
-                <w:rFonts w:ascii="Cambria" w:hAnsi="Cambria" w:cs="Calibri"/>
-                <w:sz w:val="20"/>
-                <w:szCs w:val="22"/>
-              </w:rPr>
-              <w:t>nie uzyskał/a*</w:t>
+              <w:t xml:space="preserve">{{ </w:t>
+            </w:r>
+            <w:proofErr w:type="spellStart"/>
+            <w:r>
+              <w:rPr>
+                <w:rFonts w:ascii="Cambria" w:hAnsi="Cambria" w:cs="Calibri"/>
+                <w:sz w:val="20"/>
+                <w:szCs w:val="22"/>
+              </w:rPr>
+              <w:t>czy_efekt_uzyskany</w:t>
+            </w:r>
+            <w:proofErr w:type="spellEnd"/>
+            <w:r>
+              <w:rPr>
+                <w:rFonts w:ascii="Cambria" w:hAnsi="Cambria" w:cs="Calibri"/>
+                <w:sz w:val="20"/>
+                <w:szCs w:val="22"/>
+              </w:rPr>
+              <w:t>[</w:t>
+            </w:r>
+            <w:r>
+              <w:rPr>
+                <w:rFonts w:ascii="Cambria" w:hAnsi="Cambria" w:cs="Calibri"/>
+                <w:sz w:val="20"/>
+                <w:szCs w:val="22"/>
+              </w:rPr>
+              <w:t>12</w:t>
+            </w:r>
+            <w:r>
+              <w:rPr>
+                <w:rFonts w:ascii="Cambria" w:hAnsi="Cambria" w:cs="Calibri"/>
+                <w:sz w:val="20"/>
+                <w:szCs w:val="22"/>
+              </w:rPr>
+              <w:t>] }}</w:t>
             </w:r>
           </w:p>
         </w:tc>
@@ -2085,21 +2335,53 @@
           <w:rFonts w:ascii="Cambria" w:hAnsi="Cambria" w:cs="Calibri"/>
           <w:sz w:val="22"/>
         </w:rPr>
-        <w:t>…</w:t>
+        <w:t xml:space="preserve">{{ </w:t>
+      </w:r>
+      <w:proofErr w:type="spellStart"/>
+      <w:r>
+        <w:rPr>
+          <w:rFonts w:ascii="Cambria" w:hAnsi="Cambria" w:cs="Calibri"/>
+          <w:sz w:val="22"/>
+        </w:rPr>
+        <w:t>opiekun_firmowy_podpisano</w:t>
+      </w:r>
+      <w:proofErr w:type="spellEnd"/>
+      <w:r>
+        <w:rPr>
+          <w:rFonts w:ascii="Cambria" w:hAnsi="Cambria" w:cs="Calibri"/>
+          <w:sz w:val="22"/>
+        </w:rPr>
+        <w:t xml:space="preserve"> }}</w:t>
       </w:r>
       <w:r>
         <w:rPr>
           <w:rFonts w:ascii="Cambria" w:hAnsi="Cambria" w:cs="Calibri"/>
           <w:sz w:val="22"/>
         </w:rPr>
-        <w:t>……………………….</w:t>
+        <w:t xml:space="preserve">, </w:t>
       </w:r>
       <w:r>
         <w:rPr>
           <w:rFonts w:ascii="Cambria" w:hAnsi="Cambria" w:cs="Calibri"/>
           <w:sz w:val="22"/>
         </w:rPr>
-        <w:t>…………………………………..</w:t>
+        <w:t xml:space="preserve">{{ </w:t>
+      </w:r>
+      <w:proofErr w:type="spellStart"/>
+      <w:r>
+        <w:rPr>
+          <w:rFonts w:ascii="Cambria" w:hAnsi="Cambria" w:cs="Calibri"/>
+          <w:sz w:val="22"/>
+        </w:rPr>
+        <w:t>selected_student.opiekun_firmowy</w:t>
+      </w:r>
+      <w:proofErr w:type="spellEnd"/>
+      <w:r>
+        <w:rPr>
+          <w:rFonts w:ascii="Cambria" w:hAnsi="Cambria" w:cs="Calibri"/>
+          <w:sz w:val="22"/>
+        </w:rPr>
+        <w:t xml:space="preserve"> }}</w:t>
       </w:r>
     </w:p>
     <w:p>
@@ -2157,7 +2439,23 @@
           <w:rFonts w:ascii="Cambria" w:hAnsi="Cambria" w:cs="Calibri"/>
           <w:sz w:val="22"/>
         </w:rPr>
-        <w:t>…………………………………………………………………………………………..……………………………………………………</w:t>
+        <w:t xml:space="preserve">{{ </w:t>
+      </w:r>
+      <w:proofErr w:type="spellStart"/>
+      <w:r>
+        <w:rPr>
+          <w:rFonts w:ascii="Cambria" w:hAnsi="Cambria" w:cs="Calibri"/>
+          <w:sz w:val="22"/>
+        </w:rPr>
+        <w:t>opinia_opiekuna_uczelnianego</w:t>
+      </w:r>
+      <w:proofErr w:type="spellEnd"/>
+      <w:r>
+        <w:rPr>
+          <w:rFonts w:ascii="Cambria" w:hAnsi="Cambria" w:cs="Calibri"/>
+          <w:sz w:val="22"/>
+        </w:rPr>
+        <w:t xml:space="preserve"> }}</w:t>
       </w:r>
     </w:p>
     <w:p>
@@ -2171,88 +2469,74 @@
           <w:sz w:val="22"/>
         </w:rPr>
       </w:pPr>
+    </w:p>
+    <w:p>
+      <w:pPr>
+        <w:pStyle w:val="Tekstpodstawowywcity"/>
+        <w:ind w:left="5245"/>
+        <w:jc w:val="center"/>
+        <w:rPr>
+          <w:rFonts w:ascii="Cambria" w:hAnsi="Cambria" w:cs="Calibri"/>
+          <w:sz w:val="22"/>
+        </w:rPr>
+      </w:pPr>
       <w:r>
         <w:rPr>
           <w:rFonts w:ascii="Cambria" w:hAnsi="Cambria" w:cs="Calibri"/>
           <w:sz w:val="22"/>
         </w:rPr>
-        <w:t>………………………………………..………………………………………………………………………………………………………</w:t>
+        <w:t xml:space="preserve">{{ </w:t>
+      </w:r>
+      <w:proofErr w:type="spellStart"/>
+      <w:r>
+        <w:rPr>
+          <w:rFonts w:ascii="Cambria" w:hAnsi="Cambria" w:cs="Calibri"/>
+          <w:sz w:val="22"/>
+        </w:rPr>
+        <w:t>data_opinii</w:t>
+      </w:r>
+      <w:proofErr w:type="spellEnd"/>
+      <w:r>
+        <w:rPr>
+          <w:rFonts w:ascii="Cambria" w:hAnsi="Cambria" w:cs="Calibri"/>
+          <w:sz w:val="22"/>
+        </w:rPr>
+        <w:t xml:space="preserve"> }}</w:t>
+      </w:r>
+      <w:r>
+        <w:rPr>
+          <w:rFonts w:ascii="Cambria" w:hAnsi="Cambria" w:cs="Calibri"/>
+          <w:sz w:val="22"/>
+        </w:rPr>
+        <w:t xml:space="preserve">, </w:t>
+      </w:r>
+      <w:r>
+        <w:rPr>
+          <w:rFonts w:ascii="Cambria" w:hAnsi="Cambria" w:cs="Calibri"/>
+          <w:sz w:val="22"/>
+        </w:rPr>
+        <w:t xml:space="preserve">{{ </w:t>
+      </w:r>
+      <w:proofErr w:type="spellStart"/>
+      <w:r>
+        <w:rPr>
+          <w:rFonts w:ascii="Cambria" w:hAnsi="Cambria" w:cs="Calibri"/>
+          <w:sz w:val="22"/>
+        </w:rPr>
+        <w:t>selected_student.opiekun_uczelniany</w:t>
+      </w:r>
+      <w:proofErr w:type="spellEnd"/>
+      <w:r>
+        <w:rPr>
+          <w:rFonts w:ascii="Cambria" w:hAnsi="Cambria" w:cs="Calibri"/>
+          <w:sz w:val="22"/>
+        </w:rPr>
+        <w:t xml:space="preserve"> }}</w:t>
       </w:r>
     </w:p>
     <w:p>
       <w:pPr>
         <w:pStyle w:val="Tekstpodstawowywcity"/>
-        <w:spacing w:line="480" w:lineRule="auto"/>
-        <w:ind w:left="0"/>
-        <w:jc w:val="both"/>
-        <w:rPr>
-          <w:rFonts w:ascii="Cambria" w:hAnsi="Cambria" w:cs="Calibri"/>
-          <w:sz w:val="22"/>
-        </w:rPr>
-      </w:pPr>
-      <w:r>
-        <w:rPr>
-          <w:rFonts w:ascii="Cambria" w:hAnsi="Cambria" w:cs="Calibri"/>
-          <w:sz w:val="22"/>
-        </w:rPr>
-        <w:t>…</w:t>
-      </w:r>
-      <w:r>
-        <w:rPr>
-          <w:rFonts w:ascii="Cambria" w:hAnsi="Cambria" w:cs="Calibri"/>
-          <w:sz w:val="22"/>
-        </w:rPr>
-        <w:t>...</w:t>
-      </w:r>
-      <w:r>
-        <w:rPr>
-          <w:rFonts w:ascii="Cambria" w:hAnsi="Cambria" w:cs="Calibri"/>
-          <w:sz w:val="22"/>
-        </w:rPr>
-        <w:t>……………………………………..…………………</w:t>
-      </w:r>
-      <w:r>
-        <w:rPr>
-          <w:rFonts w:ascii="Cambria" w:hAnsi="Cambria" w:cs="Calibri"/>
-          <w:sz w:val="22"/>
-        </w:rPr>
-        <w:t>…………………………………………………………………………………</w:t>
-      </w:r>
-      <w:r>
-        <w:rPr>
-          <w:rFonts w:ascii="Cambria" w:hAnsi="Cambria" w:cs="Calibri"/>
-          <w:sz w:val="22"/>
-        </w:rPr>
-        <w:t>.</w:t>
-      </w:r>
-    </w:p>
-    <w:p>
-      <w:pPr>
-        <w:pStyle w:val="Tekstpodstawowywcity"/>
-        <w:spacing w:line="480" w:lineRule="auto"/>
-        <w:ind w:left="0"/>
-        <w:jc w:val="both"/>
-        <w:rPr>
-          <w:rFonts w:ascii="Cambria" w:hAnsi="Cambria" w:cs="Calibri"/>
-          <w:sz w:val="22"/>
-        </w:rPr>
-      </w:pPr>
-    </w:p>
-    <w:p>
-      <w:pPr>
-        <w:pStyle w:val="Tekstpodstawowywcity"/>
-        <w:spacing w:line="480" w:lineRule="auto"/>
-        <w:ind w:left="0"/>
-        <w:jc w:val="both"/>
-        <w:rPr>
-          <w:rFonts w:ascii="Cambria" w:hAnsi="Cambria" w:cs="Calibri"/>
-          <w:sz w:val="22"/>
-        </w:rPr>
-      </w:pPr>
-    </w:p>
-    <w:p>
-      <w:pPr>
-        <w:pStyle w:val="Tekstpodstawowywcity"/>
         <w:ind w:left="5245"/>
         <w:jc w:val="center"/>
         <w:rPr>
@@ -2261,27 +2545,6 @@
           <w:vertAlign w:val="superscript"/>
         </w:rPr>
       </w:pPr>
-      <w:r>
-        <w:rPr>
-          <w:rFonts w:ascii="Cambria" w:hAnsi="Cambria" w:cs="Calibri"/>
-          <w:sz w:val="22"/>
-        </w:rPr>
-        <w:t>.........................</w:t>
-      </w:r>
-      <w:r>
-        <w:rPr>
-          <w:rFonts w:ascii="Cambria" w:hAnsi="Cambria" w:cs="Calibri"/>
-          <w:sz w:val="22"/>
-        </w:rPr>
-        <w:t>..........................</w:t>
-      </w:r>
-      <w:r>
-        <w:rPr>
-          <w:rFonts w:ascii="Cambria" w:hAnsi="Cambria" w:cs="Calibri"/>
-          <w:sz w:val="22"/>
-        </w:rPr>
-        <w:t>.................................</w:t>
-      </w:r>
       <w:r>
         <w:rPr>
           <w:rFonts w:ascii="Cambria" w:hAnsi="Cambria" w:cs="Calibri"/>
@@ -2324,7 +2587,7 @@
 </file>
 
 <file path=word/endnotes.xml><?xml version="1.0" encoding="utf-8"?>
-<w:endnotes xmlns:wpc="http://schemas.microsoft.com/office/word/2010/wordprocessingCanvas" xmlns:cx="http://schemas.microsoft.com/office/drawing/2014/chartex" xmlns:cx1="http://schemas.microsoft.com/office/drawing/2015/9/8/chartex" xmlns:cx2="http://schemas.microsoft.com/office/drawing/2015/10/21/chartex" xmlns:cx3="http://schemas.microsoft.com/office/drawing/2016/5/9/chartex" xmlns:cx4="http://schemas.microsoft.com/office/drawing/2016/5/10/chartex" xmlns:cx5="http://schemas.microsoft.com/office/drawing/2016/5/11/chartex" xmlns:cx6="http://schemas.microsoft.com/office/drawing/2016/5/12/chartex" xmlns:cx7="http://schemas.microsoft.com/office/drawing/2016/5/13/chartex" xmlns:cx8="http://schemas.microsoft.com/office/drawing/2016/5/14/chartex" xmlns:mc="http://schemas.openxmlformats.org/markup-compatibility/2006" xmlns:aink="http://schemas.microsoft.com/office/drawing/2016/ink" xmlns:am3d="http://schemas.microsoft.com/office/drawing/2017/model3d" xmlns:o="urn:schemas-microsoft-com:office:office" xmlns:oel="http://schemas.microsoft.com/office/2019/extlst" xmlns:r="http://schemas.openxmlformats.org/officeDocument/2006/relationships" xmlns:m="http://schemas.openxmlformats.org/officeDocument/2006/math" xmlns:v="urn:schemas-microsoft-com:vml" xmlns:wp14="http://schemas.microsoft.com/office/word/2010/wordprocessingDrawing" xmlns:wp="http://schemas.openxmlformats.org/drawingml/2006/wordprocessingDrawing" xmlns:w10="urn:schemas-microsoft-com:office:word" xmlns:w="http://schemas.openxmlformats.org/wordprocessingml/2006/main" xmlns:w14="http://schemas.microsoft.com/office/word/2010/wordml" xmlns:w15="http://schemas.microsoft.com/office/word/2012/wordml" xmlns:w16cex="http://schemas.microsoft.com/office/word/2018/wordml/cex" xmlns:w16cid="http://schemas.microsoft.com/office/word/2016/wordml/cid" xmlns:w16="http://schemas.microsoft.com/office/word/2018/wordml" xmlns:w16du="http://schemas.microsoft.com/office/word/2023/wordml/word16du" xmlns:w16sdtdh="http://schemas.microsoft.com/office/word/2020/wordml/sdtdatahash" xmlns:w16se="http://schemas.microsoft.com/office/word/2015/wordml/symex" xmlns:wpg="http://schemas.microsoft.com/office/word/2010/wordprocessingGroup" xmlns:wpi="http://schemas.microsoft.com/office/word/2010/wordprocessingInk" xmlns:wne="http://schemas.microsoft.com/office/word/2006/wordml" xmlns:wps="http://schemas.microsoft.com/office/word/2010/wordprocessingShape" mc:Ignorable="w14 w15 w16se w16cid w16 w16cex w16sdtdh w16du wp14">
+<w:endnotes xmlns:wpc="http://schemas.microsoft.com/office/word/2010/wordprocessingCanvas" xmlns:cx="http://schemas.microsoft.com/office/drawing/2014/chartex" xmlns:cx1="http://schemas.microsoft.com/office/drawing/2015/9/8/chartex" xmlns:cx2="http://schemas.microsoft.com/office/drawing/2015/10/21/chartex" xmlns:cx3="http://schemas.microsoft.com/office/drawing/2016/5/9/chartex" xmlns:cx4="http://schemas.microsoft.com/office/drawing/2016/5/10/chartex" xmlns:cx5="http://schemas.microsoft.com/office/drawing/2016/5/11/chartex" xmlns:cx6="http://schemas.microsoft.com/office/drawing/2016/5/12/chartex" xmlns:cx7="http://schemas.microsoft.com/office/drawing/2016/5/13/chartex" xmlns:cx8="http://schemas.microsoft.com/office/drawing/2016/5/14/chartex" xmlns:mc="http://schemas.openxmlformats.org/markup-compatibility/2006" xmlns:aink="http://schemas.microsoft.com/office/drawing/2016/ink" xmlns:am3d="http://schemas.microsoft.com/office/drawing/2017/model3d" xmlns:o="urn:schemas-microsoft-com:office:office" xmlns:oel="http://schemas.microsoft.com/office/2019/extlst" xmlns:r="http://schemas.openxmlformats.org/officeDocument/2006/relationships" xmlns:m="http://schemas.openxmlformats.org/officeDocument/2006/math" xmlns:v="urn:schemas-microsoft-com:vml" xmlns:wp14="http://schemas.microsoft.com/office/word/2010/wordprocessingDrawing" xmlns:wp="http://schemas.openxmlformats.org/drawingml/2006/wordprocessingDrawing" xmlns:w10="urn:schemas-microsoft-com:office:word" xmlns:w="http://schemas.openxmlformats.org/wordprocessingml/2006/main" xmlns:w14="http://schemas.microsoft.com/office/word/2010/wordml" xmlns:w15="http://schemas.microsoft.com/office/word/2012/wordml" xmlns:w16cex="http://schemas.microsoft.com/office/word/2018/wordml/cex" xmlns:w16cid="http://schemas.microsoft.com/office/word/2016/wordml/cid" xmlns:w16="http://schemas.microsoft.com/office/word/2018/wordml" xmlns:w16du="http://schemas.microsoft.com/office/word/2023/wordml/word16du" xmlns:w16sdtdh="http://schemas.microsoft.com/office/word/2020/wordml/sdtdatahash" xmlns:w16sdtfl="http://schemas.microsoft.com/office/word/2024/wordml/sdtformatlock" xmlns:w16se="http://schemas.microsoft.com/office/word/2015/wordml/symex" xmlns:wpg="http://schemas.microsoft.com/office/word/2010/wordprocessingGroup" xmlns:wpi="http://schemas.microsoft.com/office/word/2010/wordprocessingInk" xmlns:wne="http://schemas.microsoft.com/office/word/2006/wordml" xmlns:wps="http://schemas.microsoft.com/office/word/2010/wordprocessingShape" mc:Ignorable="w14 w15 w16se w16cid w16 w16cex w16sdtdh w16sdtfl w16du wp14">
   <w:endnote w:type="separator" w:id="-1">
     <w:p>
       <w:r>
@@ -2343,7 +2606,7 @@
 </file>
 
 <file path=word/footnotes.xml><?xml version="1.0" encoding="utf-8"?>
-<w:footnotes xmlns:wpc="http://schemas.microsoft.com/office/word/2010/wordprocessingCanvas" xmlns:cx="http://schemas.microsoft.com/office/drawing/2014/chartex" xmlns:cx1="http://schemas.microsoft.com/office/drawing/2015/9/8/chartex" xmlns:cx2="http://schemas.microsoft.com/office/drawing/2015/10/21/chartex" xmlns:cx3="http://schemas.microsoft.com/office/drawing/2016/5/9/chartex" xmlns:cx4="http://schemas.microsoft.com/office/drawing/2016/5/10/chartex" xmlns:cx5="http://schemas.microsoft.com/office/drawing/2016/5/11/chartex" xmlns:cx6="http://schemas.microsoft.com/office/drawing/2016/5/12/chartex" xmlns:cx7="http://schemas.microsoft.com/office/drawing/2016/5/13/chartex" xmlns:cx8="http://schemas.microsoft.com/office/drawing/2016/5/14/chartex" xmlns:mc="http://schemas.openxmlformats.org/markup-compatibility/2006" xmlns:aink="http://schemas.microsoft.com/office/drawing/2016/ink" xmlns:am3d="http://schemas.microsoft.com/office/drawing/2017/model3d" xmlns:o="urn:schemas-microsoft-com:office:office" xmlns:oel="http://schemas.microsoft.com/office/2019/extlst" xmlns:r="http://schemas.openxmlformats.org/officeDocument/2006/relationships" xmlns:m="http://schemas.openxmlformats.org/officeDocument/2006/math" xmlns:v="urn:schemas-microsoft-com:vml" xmlns:wp14="http://schemas.microsoft.com/office/word/2010/wordprocessingDrawing" xmlns:wp="http://schemas.openxmlformats.org/drawingml/2006/wordprocessingDrawing" xmlns:w10="urn:schemas-microsoft-com:office:word" xmlns:w="http://schemas.openxmlformats.org/wordprocessingml/2006/main" xmlns:w14="http://schemas.microsoft.com/office/word/2010/wordml" xmlns:w15="http://schemas.microsoft.com/office/word/2012/wordml" xmlns:w16cex="http://schemas.microsoft.com/office/word/2018/wordml/cex" xmlns:w16cid="http://schemas.microsoft.com/office/word/2016/wordml/cid" xmlns:w16="http://schemas.microsoft.com/office/word/2018/wordml" xmlns:w16du="http://schemas.microsoft.com/office/word/2023/wordml/word16du" xmlns:w16sdtdh="http://schemas.microsoft.com/office/word/2020/wordml/sdtdatahash" xmlns:w16se="http://schemas.microsoft.com/office/word/2015/wordml/symex" xmlns:wpg="http://schemas.microsoft.com/office/word/2010/wordprocessingGroup" xmlns:wpi="http://schemas.microsoft.com/office/word/2010/wordprocessingInk" xmlns:wne="http://schemas.microsoft.com/office/word/2006/wordml" xmlns:wps="http://schemas.microsoft.com/office/word/2010/wordprocessingShape" mc:Ignorable="w14 w15 w16se w16cid w16 w16cex w16sdtdh w16du wp14">
+<w:footnotes xmlns:wpc="http://schemas.microsoft.com/office/word/2010/wordprocessingCanvas" xmlns:cx="http://schemas.microsoft.com/office/drawing/2014/chartex" xmlns:cx1="http://schemas.microsoft.com/office/drawing/2015/9/8/chartex" xmlns:cx2="http://schemas.microsoft.com/office/drawing/2015/10/21/chartex" xmlns:cx3="http://schemas.microsoft.com/office/drawing/2016/5/9/chartex" xmlns:cx4="http://schemas.microsoft.com/office/drawing/2016/5/10/chartex" xmlns:cx5="http://schemas.microsoft.com/office/drawing/2016/5/11/chartex" xmlns:cx6="http://schemas.microsoft.com/office/drawing/2016/5/12/chartex" xmlns:cx7="http://schemas.microsoft.com/office/drawing/2016/5/13/chartex" xmlns:cx8="http://schemas.microsoft.com/office/drawing/2016/5/14/chartex" xmlns:mc="http://schemas.openxmlformats.org/markup-compatibility/2006" xmlns:aink="http://schemas.microsoft.com/office/drawing/2016/ink" xmlns:am3d="http://schemas.microsoft.com/office/drawing/2017/model3d" xmlns:o="urn:schemas-microsoft-com:office:office" xmlns:oel="http://schemas.microsoft.com/office/2019/extlst" xmlns:r="http://schemas.openxmlformats.org/officeDocument/2006/relationships" xmlns:m="http://schemas.openxmlformats.org/officeDocument/2006/math" xmlns:v="urn:schemas-microsoft-com:vml" xmlns:wp14="http://schemas.microsoft.com/office/word/2010/wordprocessingDrawing" xmlns:wp="http://schemas.openxmlformats.org/drawingml/2006/wordprocessingDrawing" xmlns:w10="urn:schemas-microsoft-com:office:word" xmlns:w="http://schemas.openxmlformats.org/wordprocessingml/2006/main" xmlns:w14="http://schemas.microsoft.com/office/word/2010/wordml" xmlns:w15="http://schemas.microsoft.com/office/word/2012/wordml" xmlns:w16cex="http://schemas.microsoft.com/office/word/2018/wordml/cex" xmlns:w16cid="http://schemas.microsoft.com/office/word/2016/wordml/cid" xmlns:w16="http://schemas.microsoft.com/office/word/2018/wordml" xmlns:w16du="http://schemas.microsoft.com/office/word/2023/wordml/word16du" xmlns:w16sdtdh="http://schemas.microsoft.com/office/word/2020/wordml/sdtdatahash" xmlns:w16sdtfl="http://schemas.microsoft.com/office/word/2024/wordml/sdtformatlock" xmlns:w16se="http://schemas.microsoft.com/office/word/2015/wordml/symex" xmlns:wpg="http://schemas.microsoft.com/office/word/2010/wordprocessingGroup" xmlns:wpi="http://schemas.microsoft.com/office/word/2010/wordprocessingInk" xmlns:wne="http://schemas.microsoft.com/office/word/2006/wordml" xmlns:wps="http://schemas.microsoft.com/office/word/2010/wordprocessingShape" mc:Ignorable="w14 w15 w16se w16cid w16 w16cex w16sdtdh w16sdtfl w16du wp14">
   <w:footnote w:type="separator" w:id="-1">
     <w:p>
       <w:r>
@@ -2362,7 +2625,7 @@
 </file>
 
 <file path=word/header1.xml><?xml version="1.0" encoding="utf-8"?>
-<w:hdr xmlns:wpc="http://schemas.microsoft.com/office/word/2010/wordprocessingCanvas" xmlns:cx="http://schemas.microsoft.com/office/drawing/2014/chartex" xmlns:cx1="http://schemas.microsoft.com/office/drawing/2015/9/8/chartex" xmlns:cx2="http://schemas.microsoft.com/office/drawing/2015/10/21/chartex" xmlns:cx3="http://schemas.microsoft.com/office/drawing/2016/5/9/chartex" xmlns:cx4="http://schemas.microsoft.com/office/drawing/2016/5/10/chartex" xmlns:cx5="http://schemas.microsoft.com/office/drawing/2016/5/11/chartex" xmlns:cx6="http://schemas.microsoft.com/office/drawing/2016/5/12/chartex" xmlns:cx7="http://schemas.microsoft.com/office/drawing/2016/5/13/chartex" xmlns:cx8="http://schemas.microsoft.com/office/drawing/2016/5/14/chartex" xmlns:mc="http://schemas.openxmlformats.org/markup-compatibility/2006" xmlns:aink="http://schemas.microsoft.com/office/drawing/2016/ink" xmlns:am3d="http://schemas.microsoft.com/office/drawing/2017/model3d" xmlns:o="urn:schemas-microsoft-com:office:office" xmlns:oel="http://schemas.microsoft.com/office/2019/extlst" xmlns:r="http://schemas.openxmlformats.org/officeDocument/2006/relationships" xmlns:m="http://schemas.openxmlformats.org/officeDocument/2006/math" xmlns:v="urn:schemas-microsoft-com:vml" xmlns:wp14="http://schemas.microsoft.com/office/word/2010/wordprocessingDrawing" xmlns:wp="http://schemas.openxmlformats.org/drawingml/2006/wordprocessingDrawing" xmlns:w10="urn:schemas-microsoft-com:office:word" xmlns:w="http://schemas.openxmlformats.org/wordprocessingml/2006/main" xmlns:w14="http://schemas.microsoft.com/office/word/2010/wordml" xmlns:w15="http://schemas.microsoft.com/office/word/2012/wordml" xmlns:w16cex="http://schemas.microsoft.com/office/word/2018/wordml/cex" xmlns:w16cid="http://schemas.microsoft.com/office/word/2016/wordml/cid" xmlns:w16="http://schemas.microsoft.com/office/word/2018/wordml" xmlns:w16du="http://schemas.microsoft.com/office/word/2023/wordml/word16du" xmlns:w16sdtdh="http://schemas.microsoft.com/office/word/2020/wordml/sdtdatahash" xmlns:w16se="http://schemas.microsoft.com/office/word/2015/wordml/symex" xmlns:wpg="http://schemas.microsoft.com/office/word/2010/wordprocessingGroup" xmlns:wpi="http://schemas.microsoft.com/office/word/2010/wordprocessingInk" xmlns:wne="http://schemas.microsoft.com/office/word/2006/wordml" xmlns:wps="http://schemas.microsoft.com/office/word/2010/wordprocessingShape" mc:Ignorable="w14 w15 w16se w16cid w16 w16cex w16sdtdh w16du wp14">
+<w:hdr xmlns:wpc="http://schemas.microsoft.com/office/word/2010/wordprocessingCanvas" xmlns:cx="http://schemas.microsoft.com/office/drawing/2014/chartex" xmlns:cx1="http://schemas.microsoft.com/office/drawing/2015/9/8/chartex" xmlns:cx2="http://schemas.microsoft.com/office/drawing/2015/10/21/chartex" xmlns:cx3="http://schemas.microsoft.com/office/drawing/2016/5/9/chartex" xmlns:cx4="http://schemas.microsoft.com/office/drawing/2016/5/10/chartex" xmlns:cx5="http://schemas.microsoft.com/office/drawing/2016/5/11/chartex" xmlns:cx6="http://schemas.microsoft.com/office/drawing/2016/5/12/chartex" xmlns:cx7="http://schemas.microsoft.com/office/drawing/2016/5/13/chartex" xmlns:cx8="http://schemas.microsoft.com/office/drawing/2016/5/14/chartex" xmlns:mc="http://schemas.openxmlformats.org/markup-compatibility/2006" xmlns:aink="http://schemas.microsoft.com/office/drawing/2016/ink" xmlns:am3d="http://schemas.microsoft.com/office/drawing/2017/model3d" xmlns:o="urn:schemas-microsoft-com:office:office" xmlns:oel="http://schemas.microsoft.com/office/2019/extlst" xmlns:r="http://schemas.openxmlformats.org/officeDocument/2006/relationships" xmlns:m="http://schemas.openxmlformats.org/officeDocument/2006/math" xmlns:v="urn:schemas-microsoft-com:vml" xmlns:wp14="http://schemas.microsoft.com/office/word/2010/wordprocessingDrawing" xmlns:wp="http://schemas.openxmlformats.org/drawingml/2006/wordprocessingDrawing" xmlns:w10="urn:schemas-microsoft-com:office:word" xmlns:w="http://schemas.openxmlformats.org/wordprocessingml/2006/main" xmlns:w14="http://schemas.microsoft.com/office/word/2010/wordml" xmlns:w15="http://schemas.microsoft.com/office/word/2012/wordml" xmlns:w16cex="http://schemas.microsoft.com/office/word/2018/wordml/cex" xmlns:w16cid="http://schemas.microsoft.com/office/word/2016/wordml/cid" xmlns:w16="http://schemas.microsoft.com/office/word/2018/wordml" xmlns:w16du="http://schemas.microsoft.com/office/word/2023/wordml/word16du" xmlns:w16sdtdh="http://schemas.microsoft.com/office/word/2020/wordml/sdtdatahash" xmlns:w16sdtfl="http://schemas.microsoft.com/office/word/2024/wordml/sdtformatlock" xmlns:w16se="http://schemas.microsoft.com/office/word/2015/wordml/symex" xmlns:wpg="http://schemas.microsoft.com/office/word/2010/wordprocessingGroup" xmlns:wpi="http://schemas.microsoft.com/office/word/2010/wordprocessingInk" xmlns:wne="http://schemas.microsoft.com/office/word/2006/wordml" xmlns:wps="http://schemas.microsoft.com/office/word/2010/wordprocessingShape" mc:Ignorable="w14 w15 w16se w16cid w16 w16cex w16sdtdh w16sdtfl w16du wp14">
   <w:p>
     <w:pPr>
       <w:pStyle w:val="Nagwek"/>
@@ -2405,7 +2668,7 @@
 </file>
 
 <file path=word/numbering.xml><?xml version="1.0" encoding="utf-8"?>
-<w:numbering xmlns:wpc="http://schemas.microsoft.com/office/word/2010/wordprocessingCanvas" xmlns:cx="http://schemas.microsoft.com/office/drawing/2014/chartex" xmlns:cx1="http://schemas.microsoft.com/office/drawing/2015/9/8/chartex" xmlns:cx2="http://schemas.microsoft.com/office/drawing/2015/10/21/chartex" xmlns:cx3="http://schemas.microsoft.com/office/drawing/2016/5/9/chartex" xmlns:cx4="http://schemas.microsoft.com/office/drawing/2016/5/10/chartex" xmlns:cx5="http://schemas.microsoft.com/office/drawing/2016/5/11/chartex" xmlns:cx6="http://schemas.microsoft.com/office/drawing/2016/5/12/chartex" xmlns:cx7="http://schemas.microsoft.com/office/drawing/2016/5/13/chartex" xmlns:cx8="http://schemas.microsoft.com/office/drawing/2016/5/14/chartex" xmlns:mc="http://schemas.openxmlformats.org/markup-compatibility/2006" xmlns:aink="http://schemas.microsoft.com/office/drawing/2016/ink" xmlns:am3d="http://schemas.microsoft.com/office/drawing/2017/model3d" xmlns:o="urn:schemas-microsoft-com:office:office" xmlns:oel="http://schemas.microsoft.com/office/2019/extlst" xmlns:r="http://schemas.openxmlformats.org/officeDocument/2006/relationships" xmlns:m="http://schemas.openxmlformats.org/officeDocument/2006/math" xmlns:v="urn:schemas-microsoft-com:vml" xmlns:wp14="http://schemas.microsoft.com/office/word/2010/wordprocessingDrawing" xmlns:wp="http://schemas.openxmlformats.org/drawingml/2006/wordprocessingDrawing" xmlns:w10="urn:schemas-microsoft-com:office:word" xmlns:w="http://schemas.openxmlformats.org/wordprocessingml/2006/main" xmlns:w14="http://schemas.microsoft.com/office/word/2010/wordml" xmlns:w15="http://schemas.microsoft.com/office/word/2012/wordml" xmlns:w16cex="http://schemas.microsoft.com/office/word/2018/wordml/cex" xmlns:w16cid="http://schemas.microsoft.com/office/word/2016/wordml/cid" xmlns:w16="http://schemas.microsoft.com/office/word/2018/wordml" xmlns:w16du="http://schemas.microsoft.com/office/word/2023/wordml/word16du" xmlns:w16sdtdh="http://schemas.microsoft.com/office/word/2020/wordml/sdtdatahash" xmlns:w16se="http://schemas.microsoft.com/office/word/2015/wordml/symex" xmlns:wpg="http://schemas.microsoft.com/office/word/2010/wordprocessingGroup" xmlns:wpi="http://schemas.microsoft.com/office/word/2010/wordprocessingInk" xmlns:wne="http://schemas.microsoft.com/office/word/2006/wordml" xmlns:wps="http://schemas.microsoft.com/office/word/2010/wordprocessingShape" mc:Ignorable="w14 w15 w16se w16cid w16 w16cex w16sdtdh w16du wp14">
+<w:numbering xmlns:wpc="http://schemas.microsoft.com/office/word/2010/wordprocessingCanvas" xmlns:cx="http://schemas.microsoft.com/office/drawing/2014/chartex" xmlns:cx1="http://schemas.microsoft.com/office/drawing/2015/9/8/chartex" xmlns:cx2="http://schemas.microsoft.com/office/drawing/2015/10/21/chartex" xmlns:cx3="http://schemas.microsoft.com/office/drawing/2016/5/9/chartex" xmlns:cx4="http://schemas.microsoft.com/office/drawing/2016/5/10/chartex" xmlns:cx5="http://schemas.microsoft.com/office/drawing/2016/5/11/chartex" xmlns:cx6="http://schemas.microsoft.com/office/drawing/2016/5/12/chartex" xmlns:cx7="http://schemas.microsoft.com/office/drawing/2016/5/13/chartex" xmlns:cx8="http://schemas.microsoft.com/office/drawing/2016/5/14/chartex" xmlns:mc="http://schemas.openxmlformats.org/markup-compatibility/2006" xmlns:aink="http://schemas.microsoft.com/office/drawing/2016/ink" xmlns:am3d="http://schemas.microsoft.com/office/drawing/2017/model3d" xmlns:o="urn:schemas-microsoft-com:office:office" xmlns:oel="http://schemas.microsoft.com/office/2019/extlst" xmlns:r="http://schemas.openxmlformats.org/officeDocument/2006/relationships" xmlns:m="http://schemas.openxmlformats.org/officeDocument/2006/math" xmlns:v="urn:schemas-microsoft-com:vml" xmlns:wp14="http://schemas.microsoft.com/office/word/2010/wordprocessingDrawing" xmlns:wp="http://schemas.openxmlformats.org/drawingml/2006/wordprocessingDrawing" xmlns:w10="urn:schemas-microsoft-com:office:word" xmlns:w="http://schemas.openxmlformats.org/wordprocessingml/2006/main" xmlns:w14="http://schemas.microsoft.com/office/word/2010/wordml" xmlns:w15="http://schemas.microsoft.com/office/word/2012/wordml" xmlns:w16cex="http://schemas.microsoft.com/office/word/2018/wordml/cex" xmlns:w16cid="http://schemas.microsoft.com/office/word/2016/wordml/cid" xmlns:w16="http://schemas.microsoft.com/office/word/2018/wordml" xmlns:w16du="http://schemas.microsoft.com/office/word/2023/wordml/word16du" xmlns:w16sdtdh="http://schemas.microsoft.com/office/word/2020/wordml/sdtdatahash" xmlns:w16sdtfl="http://schemas.microsoft.com/office/word/2024/wordml/sdtformatlock" xmlns:w16se="http://schemas.microsoft.com/office/word/2015/wordml/symex" xmlns:wpg="http://schemas.microsoft.com/office/word/2010/wordprocessingGroup" xmlns:wpi="http://schemas.microsoft.com/office/word/2010/wordprocessingInk" xmlns:wne="http://schemas.microsoft.com/office/word/2006/wordml" xmlns:wps="http://schemas.microsoft.com/office/word/2010/wordprocessingShape" mc:Ignorable="w14 w15 w16se w16cid w16 w16cex w16sdtdh w16sdtfl w16du wp14">
   <w:abstractNum w:abstractNumId="0" w15:restartNumberingAfterBreak="0">
     <w:nsid w:val="09E11D0F"/>
     <w:multiLevelType w:val="hybridMultilevel"/>
@@ -4557,7 +4820,7 @@
 </file>
 
 <file path=word/styles.xml><?xml version="1.0" encoding="utf-8"?>
-<w:styles xmlns:mc="http://schemas.openxmlformats.org/markup-compatibility/2006" xmlns:r="http://schemas.openxmlformats.org/officeDocument/2006/relationships" xmlns:w="http://schemas.openxmlformats.org/wordprocessingml/2006/main" xmlns:w14="http://schemas.microsoft.com/office/word/2010/wordml" xmlns:w15="http://schemas.microsoft.com/office/word/2012/wordml" xmlns:w16cex="http://schemas.microsoft.com/office/word/2018/wordml/cex" xmlns:w16cid="http://schemas.microsoft.com/office/word/2016/wordml/cid" xmlns:w16="http://schemas.microsoft.com/office/word/2018/wordml" xmlns:w16du="http://schemas.microsoft.com/office/word/2023/wordml/word16du" xmlns:w16sdtdh="http://schemas.microsoft.com/office/word/2020/wordml/sdtdatahash" xmlns:w16se="http://schemas.microsoft.com/office/word/2015/wordml/symex" mc:Ignorable="w14 w15 w16se w16cid w16 w16cex w16sdtdh w16du">
+<w:styles xmlns:mc="http://schemas.openxmlformats.org/markup-compatibility/2006" xmlns:r="http://schemas.openxmlformats.org/officeDocument/2006/relationships" xmlns:w="http://schemas.openxmlformats.org/wordprocessingml/2006/main" xmlns:w14="http://schemas.microsoft.com/office/word/2010/wordml" xmlns:w15="http://schemas.microsoft.com/office/word/2012/wordml" xmlns:w16cex="http://schemas.microsoft.com/office/word/2018/wordml/cex" xmlns:w16cid="http://schemas.microsoft.com/office/word/2016/wordml/cid" xmlns:w16="http://schemas.microsoft.com/office/word/2018/wordml" xmlns:w16du="http://schemas.microsoft.com/office/word/2023/wordml/word16du" xmlns:w16sdtdh="http://schemas.microsoft.com/office/word/2020/wordml/sdtdatahash" xmlns:w16sdtfl="http://schemas.microsoft.com/office/word/2024/wordml/sdtformatlock" xmlns:w16se="http://schemas.microsoft.com/office/word/2015/wordml/symex" mc:Ignorable="w14 w15 w16se w16cid w16 w16cex w16sdtdh w16sdtfl w16du">
   <w:docDefaults>
     <w:rPrDefault>
       <w:rPr>
@@ -5084,7 +5347,6 @@
   <w:style w:type="character" w:default="1" w:styleId="Domylnaczcionkaakapitu">
     <w:name w:val="Default Paragraph Font"/>
     <w:uiPriority w:val="1"/>
-    <w:semiHidden/>
     <w:unhideWhenUsed/>
   </w:style>
   <w:style w:type="table" w:default="1" w:styleId="Standardowy">

--- a/Projekt/app/docs/Zal_4.docx
+++ b/Projekt/app/docs/Zal_4.docx
@@ -316,21 +316,23 @@
           <w:rFonts w:ascii="Cambria" w:hAnsi="Cambria" w:cs="Calibri"/>
           <w:sz w:val="22"/>
         </w:rPr>
-        <w:t>uzyskał</w:t>
+        <w:t xml:space="preserve">{{ </w:t>
       </w:r>
+      <w:proofErr w:type="spellStart"/>
       <w:r>
         <w:rPr>
           <w:rFonts w:ascii="Cambria" w:hAnsi="Cambria" w:cs="Calibri"/>
           <w:sz w:val="22"/>
         </w:rPr>
-        <w:t xml:space="preserve">/a </w:t>
+        <w:t>czy_efekty_uzyskane</w:t>
       </w:r>
+      <w:proofErr w:type="spellEnd"/>
       <w:r>
         <w:rPr>
           <w:rFonts w:ascii="Cambria" w:hAnsi="Cambria" w:cs="Calibri"/>
           <w:sz w:val="22"/>
         </w:rPr>
-        <w:t xml:space="preserve"> </w:t>
+        <w:t xml:space="preserve"> }}</w:t>
       </w:r>
     </w:p>
     <w:p>
@@ -348,28 +350,7 @@
           <w:rFonts w:ascii="Cambria" w:hAnsi="Cambria" w:cs="Calibri"/>
           <w:sz w:val="22"/>
         </w:rPr>
-        <w:t xml:space="preserve"> nie </w:t>
-      </w:r>
-      <w:r>
-        <w:rPr>
-          <w:rFonts w:ascii="Cambria" w:hAnsi="Cambria" w:cs="Calibri"/>
-          <w:sz w:val="22"/>
-        </w:rPr>
-        <w:t>uzyskał</w:t>
-      </w:r>
-      <w:r>
-        <w:rPr>
-          <w:rFonts w:ascii="Cambria" w:hAnsi="Cambria" w:cs="Calibri"/>
-          <w:sz w:val="22"/>
-        </w:rPr>
-        <w:t>/a</w:t>
-      </w:r>
-      <w:r>
-        <w:rPr>
-          <w:rFonts w:ascii="Cambria" w:hAnsi="Cambria" w:cs="Calibri"/>
-          <w:sz w:val="22"/>
-        </w:rPr>
-        <w:t xml:space="preserve"> * zakładane dla praktyki zawodowej efekty uczenia się:</w:t>
+        <w:t>zakładane dla praktyki zawodowej efekty uczenia się:</w:t>
       </w:r>
     </w:p>
     <w:tbl>
@@ -680,23 +661,7 @@
                 <w:sz w:val="20"/>
                 <w:szCs w:val="22"/>
               </w:rPr>
-              <w:t>[</w:t>
-            </w:r>
-            <w:r>
-              <w:rPr>
-                <w:rFonts w:ascii="Cambria" w:hAnsi="Cambria" w:cs="Calibri"/>
-                <w:sz w:val="20"/>
-                <w:szCs w:val="22"/>
-              </w:rPr>
-              <w:t>1</w:t>
-            </w:r>
-            <w:r>
-              <w:rPr>
-                <w:rFonts w:ascii="Cambria" w:hAnsi="Cambria" w:cs="Calibri"/>
-                <w:sz w:val="20"/>
-                <w:szCs w:val="22"/>
-              </w:rPr>
-              <w:t>] }}</w:t>
+              <w:t>[1] }}</w:t>
             </w:r>
           </w:p>
         </w:tc>
@@ -811,23 +776,7 @@
                 <w:sz w:val="20"/>
                 <w:szCs w:val="22"/>
               </w:rPr>
-              <w:t>[</w:t>
-            </w:r>
-            <w:r>
-              <w:rPr>
-                <w:rFonts w:ascii="Cambria" w:hAnsi="Cambria" w:cs="Calibri"/>
-                <w:sz w:val="20"/>
-                <w:szCs w:val="22"/>
-              </w:rPr>
-              <w:t>2</w:t>
-            </w:r>
-            <w:r>
-              <w:rPr>
-                <w:rFonts w:ascii="Cambria" w:hAnsi="Cambria" w:cs="Calibri"/>
-                <w:sz w:val="20"/>
-                <w:szCs w:val="22"/>
-              </w:rPr>
-              <w:t>] }}</w:t>
+              <w:t>[2] }}</w:t>
             </w:r>
           </w:p>
         </w:tc>
@@ -942,23 +891,7 @@
                 <w:sz w:val="20"/>
                 <w:szCs w:val="22"/>
               </w:rPr>
-              <w:t>[</w:t>
-            </w:r>
-            <w:r>
-              <w:rPr>
-                <w:rFonts w:ascii="Cambria" w:hAnsi="Cambria" w:cs="Calibri"/>
-                <w:sz w:val="20"/>
-                <w:szCs w:val="22"/>
-              </w:rPr>
-              <w:t>3</w:t>
-            </w:r>
-            <w:r>
-              <w:rPr>
-                <w:rFonts w:ascii="Cambria" w:hAnsi="Cambria" w:cs="Calibri"/>
-                <w:sz w:val="20"/>
-                <w:szCs w:val="22"/>
-              </w:rPr>
-              <w:t>] }}</w:t>
+              <w:t>[3] }}</w:t>
             </w:r>
           </w:p>
         </w:tc>
@@ -1073,23 +1006,7 @@
                 <w:sz w:val="20"/>
                 <w:szCs w:val="22"/>
               </w:rPr>
-              <w:t>[</w:t>
-            </w:r>
-            <w:r>
-              <w:rPr>
-                <w:rFonts w:ascii="Cambria" w:hAnsi="Cambria" w:cs="Calibri"/>
-                <w:sz w:val="20"/>
-                <w:szCs w:val="22"/>
-              </w:rPr>
-              <w:t>4</w:t>
-            </w:r>
-            <w:r>
-              <w:rPr>
-                <w:rFonts w:ascii="Cambria" w:hAnsi="Cambria" w:cs="Calibri"/>
-                <w:sz w:val="20"/>
-                <w:szCs w:val="22"/>
-              </w:rPr>
-              <w:t>] }}</w:t>
+              <w:t>[4] }}</w:t>
             </w:r>
           </w:p>
         </w:tc>
@@ -1225,23 +1142,7 @@
                 <w:sz w:val="20"/>
                 <w:szCs w:val="22"/>
               </w:rPr>
-              <w:t>[</w:t>
-            </w:r>
-            <w:r>
-              <w:rPr>
-                <w:rFonts w:ascii="Cambria" w:hAnsi="Cambria" w:cs="Calibri"/>
-                <w:sz w:val="20"/>
-                <w:szCs w:val="22"/>
-              </w:rPr>
-              <w:t>5</w:t>
-            </w:r>
-            <w:r>
-              <w:rPr>
-                <w:rFonts w:ascii="Cambria" w:hAnsi="Cambria" w:cs="Calibri"/>
-                <w:sz w:val="20"/>
-                <w:szCs w:val="22"/>
-              </w:rPr>
-              <w:t>] }}</w:t>
+              <w:t>[5] }}</w:t>
             </w:r>
           </w:p>
         </w:tc>
@@ -1356,23 +1257,7 @@
                 <w:sz w:val="20"/>
                 <w:szCs w:val="22"/>
               </w:rPr>
-              <w:t>[</w:t>
-            </w:r>
-            <w:r>
-              <w:rPr>
-                <w:rFonts w:ascii="Cambria" w:hAnsi="Cambria" w:cs="Calibri"/>
-                <w:sz w:val="20"/>
-                <w:szCs w:val="22"/>
-              </w:rPr>
-              <w:t>6</w:t>
-            </w:r>
-            <w:r>
-              <w:rPr>
-                <w:rFonts w:ascii="Cambria" w:hAnsi="Cambria" w:cs="Calibri"/>
-                <w:sz w:val="20"/>
-                <w:szCs w:val="22"/>
-              </w:rPr>
-              <w:t>] }}</w:t>
+              <w:t>[6] }}</w:t>
             </w:r>
           </w:p>
         </w:tc>
@@ -1499,23 +1384,7 @@
                 <w:sz w:val="20"/>
                 <w:szCs w:val="22"/>
               </w:rPr>
-              <w:t>[</w:t>
-            </w:r>
-            <w:r>
-              <w:rPr>
-                <w:rFonts w:ascii="Cambria" w:hAnsi="Cambria" w:cs="Calibri"/>
-                <w:sz w:val="20"/>
-                <w:szCs w:val="22"/>
-              </w:rPr>
-              <w:t>7</w:t>
-            </w:r>
-            <w:r>
-              <w:rPr>
-                <w:rFonts w:ascii="Cambria" w:hAnsi="Cambria" w:cs="Calibri"/>
-                <w:sz w:val="20"/>
-                <w:szCs w:val="22"/>
-              </w:rPr>
-              <w:t>] }}</w:t>
+              <w:t>[7] }}</w:t>
             </w:r>
           </w:p>
         </w:tc>
@@ -1676,23 +1545,7 @@
                 <w:sz w:val="20"/>
                 <w:szCs w:val="22"/>
               </w:rPr>
-              <w:t>[</w:t>
-            </w:r>
-            <w:r>
-              <w:rPr>
-                <w:rFonts w:ascii="Cambria" w:hAnsi="Cambria" w:cs="Calibri"/>
-                <w:sz w:val="20"/>
-                <w:szCs w:val="22"/>
-              </w:rPr>
-              <w:t>8</w:t>
-            </w:r>
-            <w:r>
-              <w:rPr>
-                <w:rFonts w:ascii="Cambria" w:hAnsi="Cambria" w:cs="Calibri"/>
-                <w:sz w:val="20"/>
-                <w:szCs w:val="22"/>
-              </w:rPr>
-              <w:t>] }}</w:t>
+              <w:t>[8] }}</w:t>
             </w:r>
           </w:p>
         </w:tc>
@@ -1807,23 +1660,7 @@
                 <w:sz w:val="20"/>
                 <w:szCs w:val="22"/>
               </w:rPr>
-              <w:t>[</w:t>
-            </w:r>
-            <w:r>
-              <w:rPr>
-                <w:rFonts w:ascii="Cambria" w:hAnsi="Cambria" w:cs="Calibri"/>
-                <w:sz w:val="20"/>
-                <w:szCs w:val="22"/>
-              </w:rPr>
-              <w:t>9</w:t>
-            </w:r>
-            <w:r>
-              <w:rPr>
-                <w:rFonts w:ascii="Cambria" w:hAnsi="Cambria" w:cs="Calibri"/>
-                <w:sz w:val="20"/>
-                <w:szCs w:val="22"/>
-              </w:rPr>
-              <w:t>] }}</w:t>
+              <w:t>[9] }}</w:t>
             </w:r>
           </w:p>
         </w:tc>
@@ -1938,23 +1775,7 @@
                 <w:sz w:val="20"/>
                 <w:szCs w:val="22"/>
               </w:rPr>
-              <w:t>[</w:t>
-            </w:r>
-            <w:r>
-              <w:rPr>
-                <w:rFonts w:ascii="Cambria" w:hAnsi="Cambria" w:cs="Calibri"/>
-                <w:sz w:val="20"/>
-                <w:szCs w:val="22"/>
-              </w:rPr>
-              <w:t>1</w:t>
-            </w:r>
-            <w:r>
-              <w:rPr>
-                <w:rFonts w:ascii="Cambria" w:hAnsi="Cambria" w:cs="Calibri"/>
-                <w:sz w:val="20"/>
-                <w:szCs w:val="22"/>
-              </w:rPr>
-              <w:t>0] }}</w:t>
+              <w:t>[10] }}</w:t>
             </w:r>
           </w:p>
         </w:tc>
@@ -2077,23 +1898,7 @@
                 <w:sz w:val="20"/>
                 <w:szCs w:val="22"/>
               </w:rPr>
-              <w:t>[</w:t>
-            </w:r>
-            <w:r>
-              <w:rPr>
-                <w:rFonts w:ascii="Cambria" w:hAnsi="Cambria" w:cs="Calibri"/>
-                <w:sz w:val="20"/>
-                <w:szCs w:val="22"/>
-              </w:rPr>
-              <w:t>11</w:t>
-            </w:r>
-            <w:r>
-              <w:rPr>
-                <w:rFonts w:ascii="Cambria" w:hAnsi="Cambria" w:cs="Calibri"/>
-                <w:sz w:val="20"/>
-                <w:szCs w:val="22"/>
-              </w:rPr>
-              <w:t>] }}</w:t>
+              <w:t>[11] }}</w:t>
             </w:r>
           </w:p>
         </w:tc>
@@ -2246,23 +2051,7 @@
                 <w:sz w:val="20"/>
                 <w:szCs w:val="22"/>
               </w:rPr>
-              <w:t>[</w:t>
-            </w:r>
-            <w:r>
-              <w:rPr>
-                <w:rFonts w:ascii="Cambria" w:hAnsi="Cambria" w:cs="Calibri"/>
-                <w:sz w:val="20"/>
-                <w:szCs w:val="22"/>
-              </w:rPr>
-              <w:t>12</w:t>
-            </w:r>
-            <w:r>
-              <w:rPr>
-                <w:rFonts w:ascii="Cambria" w:hAnsi="Cambria" w:cs="Calibri"/>
-                <w:sz w:val="20"/>
-                <w:szCs w:val="22"/>
-              </w:rPr>
-              <w:t>] }}</w:t>
+              <w:t>[12] }}</w:t>
             </w:r>
           </w:p>
         </w:tc>
@@ -2403,6 +2192,18 @@
         </w:rPr>
         <w:t>Data, podpis  i pieczęć zakładu pracy</w:t>
       </w:r>
+    </w:p>
+    <w:p>
+      <w:pPr>
+        <w:pStyle w:val="Tekstpodstawowywcity"/>
+        <w:spacing w:before="240"/>
+        <w:ind w:left="0"/>
+        <w:jc w:val="both"/>
+        <w:rPr>
+          <w:rFonts w:ascii="Cambria" w:hAnsi="Cambria" w:cs="Calibri"/>
+          <w:sz w:val="22"/>
+        </w:rPr>
+      </w:pPr>
     </w:p>
     <w:p>
       <w:pPr>
@@ -5347,6 +5148,7 @@
   <w:style w:type="character" w:default="1" w:styleId="Domylnaczcionkaakapitu">
     <w:name w:val="Default Paragraph Font"/>
     <w:uiPriority w:val="1"/>
+    <w:semiHidden/>
     <w:unhideWhenUsed/>
   </w:style>
   <w:style w:type="table" w:default="1" w:styleId="Standardowy">
